--- a/docs/sprints/Ata-Retrospectiva-Sprint-1.docx
+++ b/docs/sprints/Ata-Retrospectiva-Sprint-1.docx
@@ -49,6 +49,10 @@
         <w:gridCol w:w="4320"/>
       </w:tblGrid>
       <w:tr>
+        <w:trPr>
+          <w:cantSplit/>
+          <w:tblHeader w:val="true"/>
+        </w:trPr>
         <w:tc>
           <w:tcPr>
             <w:tcW w:type="dxa" w:w="4320"/>
@@ -79,6 +83,9 @@
         </w:tc>
       </w:tr>
       <w:tr>
+        <w:trPr>
+          <w:cantSplit/>
+        </w:trPr>
         <w:tc>
           <w:tcPr>
             <w:tcW w:type="dxa" w:w="4320"/>
@@ -101,6 +108,9 @@
         </w:tc>
       </w:tr>
       <w:tr>
+        <w:trPr>
+          <w:cantSplit/>
+        </w:trPr>
         <w:tc>
           <w:tcPr>
             <w:tcW w:type="dxa" w:w="4320"/>
@@ -123,6 +133,9 @@
         </w:tc>
       </w:tr>
       <w:tr>
+        <w:trPr>
+          <w:cantSplit/>
+        </w:trPr>
         <w:tc>
           <w:tcPr>
             <w:tcW w:type="dxa" w:w="4320"/>
@@ -166,6 +179,10 @@
         <w:gridCol w:w="2880"/>
       </w:tblGrid>
       <w:tr>
+        <w:trPr>
+          <w:cantSplit/>
+          <w:tblHeader w:val="true"/>
+        </w:trPr>
         <w:tc>
           <w:tcPr>
             <w:tcW w:type="dxa" w:w="2880"/>
@@ -210,6 +227,9 @@
         </w:tc>
       </w:tr>
       <w:tr>
+        <w:trPr>
+          <w:cantSplit/>
+        </w:trPr>
         <w:tc>
           <w:tcPr>
             <w:tcW w:type="dxa" w:w="2880"/>
@@ -240,6 +260,9 @@
         </w:tc>
       </w:tr>
       <w:tr>
+        <w:trPr>
+          <w:cantSplit/>
+        </w:trPr>
         <w:tc>
           <w:tcPr>
             <w:tcW w:type="dxa" w:w="2880"/>
@@ -270,6 +293,9 @@
         </w:tc>
       </w:tr>
       <w:tr>
+        <w:trPr>
+          <w:cantSplit/>
+        </w:trPr>
         <w:tc>
           <w:tcPr>
             <w:tcW w:type="dxa" w:w="2880"/>
@@ -348,6 +374,10 @@
         <w:gridCol w:w="2160"/>
       </w:tblGrid>
       <w:tr>
+        <w:trPr>
+          <w:cantSplit/>
+          <w:tblHeader w:val="true"/>
+        </w:trPr>
         <w:tc>
           <w:tcPr>
             <w:tcW w:type="dxa" w:w="2160"/>
@@ -406,6 +436,9 @@
         </w:tc>
       </w:tr>
       <w:tr>
+        <w:trPr>
+          <w:cantSplit/>
+        </w:trPr>
         <w:tc>
           <w:tcPr>
             <w:tcW w:type="dxa" w:w="2160"/>
@@ -440,6 +473,9 @@
         </w:tc>
       </w:tr>
       <w:tr>
+        <w:trPr>
+          <w:cantSplit/>
+        </w:trPr>
         <w:tc>
           <w:tcPr>
             <w:tcW w:type="dxa" w:w="2160"/>
@@ -474,6 +510,9 @@
         </w:tc>
       </w:tr>
       <w:tr>
+        <w:trPr>
+          <w:cantSplit/>
+        </w:trPr>
         <w:tc>
           <w:tcPr>
             <w:tcW w:type="dxa" w:w="2160"/>
@@ -543,6 +582,10 @@
         <w:gridCol w:w="2160"/>
       </w:tblGrid>
       <w:tr>
+        <w:trPr>
+          <w:cantSplit/>
+          <w:tblHeader w:val="true"/>
+        </w:trPr>
         <w:tc>
           <w:tcPr>
             <w:tcW w:type="dxa" w:w="2160"/>
@@ -601,12 +644,27 @@
         </w:tc>
       </w:tr>
       <w:tr>
+        <w:trPr>
+          <w:cantSplit/>
+        </w:trPr>
         <w:tc>
           <w:tcPr>
             <w:tcW w:type="dxa" w:w="2160"/>
           </w:tcPr>
           <w:p>
-            <w:r/>
+            <w:r>
+              <w:t>Testes locais podiam apontar para o Neon compartilhado (GK-106)</w:t>
+            </w:r>
+          </w:p>
+        </w:tc>
+        <w:tc>
+          <w:tcPr>
+            <w:tcW w:type="dxa" w:w="2160"/>
+          </w:tcPr>
+          <w:p>
+            <w:r>
+              <w:t>27/10/2026</w:t>
+            </w:r>
           </w:p>
         </w:tc>
         <w:tc>
@@ -622,7 +680,24 @@
             <w:tcW w:type="dxa" w:w="2160"/>
           </w:tcPr>
           <w:p>
-            <w:r/>
+            <w:r>
+              <w:t>Proteção e PostgreSQL local isolado implementados no PR #13; merge e validação humana pendentes</w:t>
+            </w:r>
+          </w:p>
+        </w:tc>
+      </w:tr>
+      <w:tr>
+        <w:trPr>
+          <w:cantSplit/>
+        </w:trPr>
+        <w:tc>
+          <w:tcPr>
+            <w:tcW w:type="dxa" w:w="2160"/>
+          </w:tcPr>
+          <w:p>
+            <w:r>
+              <w:t>PRs integrados sem revisão formal registrada</w:t>
+            </w:r>
           </w:p>
         </w:tc>
         <w:tc>
@@ -630,17 +705,9 @@
             <w:tcW w:type="dxa" w:w="2160"/>
           </w:tcPr>
           <w:p>
-            <w:r/>
-          </w:p>
-        </w:tc>
-      </w:tr>
-      <w:tr>
-        <w:tc>
-          <w:tcPr>
-            <w:tcW w:type="dxa" w:w="2160"/>
-          </w:tcPr>
-          <w:p>
-            <w:r/>
+            <w:r>
+              <w:t>Sprint 1</w:t>
+            </w:r>
           </w:p>
         </w:tc>
         <w:tc>
@@ -656,15 +723,9 @@
             <w:tcW w:type="dxa" w:w="2160"/>
           </w:tcPr>
           <w:p>
-            <w:r/>
-          </w:p>
-        </w:tc>
-        <w:tc>
-          <w:tcPr>
-            <w:tcW w:type="dxa" w:w="2160"/>
-          </w:tcPr>
-          <w:p>
-            <w:r/>
+            <w:r>
+              <w:t>Não conformidade histórica registrada; definir ação preventiva com o PO/equipe</w:t>
+            </w:r>
           </w:p>
         </w:tc>
       </w:tr>
@@ -690,6 +751,10 @@
         <w:gridCol w:w="2880"/>
       </w:tblGrid>
       <w:tr>
+        <w:trPr>
+          <w:cantSplit/>
+          <w:tblHeader w:val="true"/>
+        </w:trPr>
         <w:tc>
           <w:tcPr>
             <w:tcW w:type="dxa" w:w="2880"/>
@@ -734,6 +799,9 @@
         </w:tc>
       </w:tr>
       <w:tr>
+        <w:trPr>
+          <w:cantSplit/>
+        </w:trPr>
         <w:tc>
           <w:tcPr>
             <w:tcW w:type="dxa" w:w="2880"/>
@@ -749,7 +817,9 @@
             <w:tcW w:type="dxa" w:w="2880"/>
           </w:tcPr>
           <w:p>
-            <w:r/>
+            <w:r>
+              <w:t>A confirmar após aceite do PO</w:t>
+            </w:r>
           </w:p>
         </w:tc>
         <w:tc>
@@ -762,6 +832,9 @@
         </w:tc>
       </w:tr>
       <w:tr>
+        <w:trPr>
+          <w:cantSplit/>
+        </w:trPr>
         <w:tc>
           <w:tcPr>
             <w:tcW w:type="dxa" w:w="2880"/>
@@ -777,7 +850,9 @@
             <w:tcW w:type="dxa" w:w="2880"/>
           </w:tcPr>
           <w:p>
-            <w:r/>
+            <w:r>
+              <w:t>A analisar com o relatório do Jira na Retrospectiva</w:t>
+            </w:r>
           </w:p>
         </w:tc>
         <w:tc>
@@ -790,6 +865,9 @@
         </w:tc>
       </w:tr>
       <w:tr>
+        <w:trPr>
+          <w:cantSplit/>
+        </w:trPr>
         <w:tc>
           <w:tcPr>
             <w:tcW w:type="dxa" w:w="2880"/>
@@ -805,7 +883,9 @@
             <w:tcW w:type="dxa" w:w="2880"/>
           </w:tcPr>
           <w:p>
-            <w:r/>
+            <w:r>
+              <w:t>29/29 execuções aprovadas na main em 27/10/2026</w:t>
+            </w:r>
           </w:p>
         </w:tc>
         <w:tc>
@@ -818,6 +898,9 @@
         </w:tc>
       </w:tr>
       <w:tr>
+        <w:trPr>
+          <w:cantSplit/>
+        </w:trPr>
         <w:tc>
           <w:tcPr>
             <w:tcW w:type="dxa" w:w="2880"/>
@@ -833,7 +916,9 @@
             <w:tcW w:type="dxa" w:w="2880"/>
           </w:tcPr>
           <w:p>
-            <w:r/>
+            <w:r>
+              <w:t>Evidências automatizadas preparadas; validação final do QA pendente</w:t>
+            </w:r>
           </w:p>
         </w:tc>
         <w:tc>
@@ -873,6 +958,10 @@
         <w:gridCol w:w="2160"/>
       </w:tblGrid>
       <w:tr>
+        <w:trPr>
+          <w:cantSplit/>
+          <w:tblHeader w:val="true"/>
+        </w:trPr>
         <w:tc>
           <w:tcPr>
             <w:tcW w:type="dxa" w:w="2160"/>
@@ -931,6 +1020,9 @@
         </w:tc>
       </w:tr>
       <w:tr>
+        <w:trPr>
+          <w:cantSplit/>
+        </w:trPr>
         <w:tc>
           <w:tcPr>
             <w:tcW w:type="dxa" w:w="2160"/>
@@ -969,6 +1061,9 @@
         </w:tc>
       </w:tr>
       <w:tr>
+        <w:trPr>
+          <w:cantSplit/>
+        </w:trPr>
         <w:tc>
           <w:tcPr>
             <w:tcW w:type="dxa" w:w="2160"/>
@@ -1007,6 +1102,9 @@
         </w:tc>
       </w:tr>
       <w:tr>
+        <w:trPr>
+          <w:cantSplit/>
+        </w:trPr>
         <w:tc>
           <w:tcPr>
             <w:tcW w:type="dxa" w:w="2160"/>
@@ -1045,6 +1143,9 @@
         </w:tc>
       </w:tr>
       <w:tr>
+        <w:trPr>
+          <w:cantSplit/>
+        </w:trPr>
         <w:tc>
           <w:tcPr>
             <w:tcW w:type="dxa" w:w="2160"/>
@@ -1083,6 +1184,9 @@
         </w:tc>
       </w:tr>
       <w:tr>
+        <w:trPr>
+          <w:cantSplit/>
+        </w:trPr>
         <w:tc>
           <w:tcPr>
             <w:tcW w:type="dxa" w:w="2160"/>
@@ -1121,6 +1225,9 @@
         </w:tc>
       </w:tr>
       <w:tr>
+        <w:trPr>
+          <w:cantSplit/>
+        </w:trPr>
         <w:tc>
           <w:tcPr>
             <w:tcW w:type="dxa" w:w="2160"/>
@@ -1159,6 +1266,9 @@
         </w:tc>
       </w:tr>
       <w:tr>
+        <w:trPr>
+          <w:cantSplit/>
+        </w:trPr>
         <w:tc>
           <w:tcPr>
             <w:tcW w:type="dxa" w:w="2160"/>
@@ -1197,6 +1307,9 @@
         </w:tc>
       </w:tr>
       <w:tr>
+        <w:trPr>
+          <w:cantSplit/>
+        </w:trPr>
         <w:tc>
           <w:tcPr>
             <w:tcW w:type="dxa" w:w="2160"/>
@@ -1235,6 +1348,9 @@
         </w:tc>
       </w:tr>
       <w:tr>
+        <w:trPr>
+          <w:cantSplit/>
+        </w:trPr>
         <w:tc>
           <w:tcPr>
             <w:tcW w:type="dxa" w:w="2160"/>
@@ -1273,6 +1389,9 @@
         </w:tc>
       </w:tr>
       <w:tr>
+        <w:trPr>
+          <w:cantSplit/>
+        </w:trPr>
         <w:tc>
           <w:tcPr>
             <w:tcW w:type="dxa" w:w="2160"/>
@@ -1344,6 +1463,10 @@
         <w:gridCol w:w="4320"/>
       </w:tblGrid>
       <w:tr>
+        <w:trPr>
+          <w:cantSplit/>
+          <w:tblHeader w:val="true"/>
+        </w:trPr>
         <w:tc>
           <w:tcPr>
             <w:tcW w:type="dxa" w:w="4320"/>
@@ -1374,6 +1497,9 @@
         </w:tc>
       </w:tr>
       <w:tr>
+        <w:trPr>
+          <w:cantSplit/>
+        </w:trPr>
         <w:tc>
           <w:tcPr>
             <w:tcW w:type="dxa" w:w="4320"/>
@@ -1394,6 +1520,9 @@
         </w:tc>
       </w:tr>
       <w:tr>
+        <w:trPr>
+          <w:cantSplit/>
+        </w:trPr>
         <w:tc>
           <w:tcPr>
             <w:tcW w:type="dxa" w:w="4320"/>
@@ -1414,6 +1543,9 @@
         </w:tc>
       </w:tr>
       <w:tr>
+        <w:trPr>
+          <w:cantSplit/>
+        </w:trPr>
         <w:tc>
           <w:tcPr>
             <w:tcW w:type="dxa" w:w="4320"/>
